--- a/public/templates/pengalihan hak 1-4.docx
+++ b/public/templates/pengalihan hak 1-4.docx
@@ -129,7 +129,7 @@
     <w:tbl>
       <w:tblPr>
         <w:tblStyle w:val="TableGrid"/>
-        <w:tblW w:w="9360" w:type="dxa"/>
+        <w:tblW w:w="0" w:type="auto"/>
         <w:tblBorders>
           <w:top w:val="none" w:sz="0" w:space="0" w:color="auto"/>
           <w:left w:val="none" w:sz="0" w:space="0" w:color="auto"/>
@@ -1849,6 +1849,7 @@
             <w:r>
               <w:rPr>
                 <w:rFonts w:ascii="Times New Roman" w:hAnsi="Times New Roman" w:cs="Times New Roman"/>
+                <w:noProof/>
                 <w:sz w:val="24"/>
                 <w:szCs w:val="24"/>
               </w:rPr>
@@ -2842,6 +2843,7 @@
   <w:style w:type="character" w:default="1" w:styleId="DefaultParagraphFont">
     <w:name w:val="Default Paragraph Font"/>
     <w:uiPriority w:val="1"/>
+    <w:semiHidden/>
     <w:unhideWhenUsed/>
   </w:style>
   <w:style w:type="table" w:default="1" w:styleId="TableNormal">
